--- a/PACE.docx
+++ b/PACE.docx
@@ -12,7 +12,19 @@
         <w:rPr>
           <w:lang w:val="pt-PT"/>
         </w:rPr>
-        <w:t>mnjhjkhkljkhjkjklkljkljkljkljklhjklhlgkjhjkgk</w:t>
+        <w:t>mnjhjkhkljkhjkjklkljkljkljkljklhjklhlgkj</w:t>
+      </w:r>
+      <w:r>
+        <w:rPr>
+          <w:lang w:val="pt-PT"/>
+        </w:rPr>
+        <w:t>jkknjkjkljljkljklhjkgghfhjfghfdfghvgcghcfgdfghcbvcbvcvbcvcvbcvgcvfcfgcvbcgcgvhfhcvbcvc</w:t>
+      </w:r>
+      <w:r>
+        <w:rPr>
+          <w:lang w:val="pt-PT"/>
+        </w:rPr>
+        <w:t>hjkgk</w:t>
       </w:r>
     </w:p>
     <w:sectPr>

--- a/PACE.docx
+++ b/PACE.docx
@@ -5,26 +5,441 @@
     <w:p>
       <w:pPr>
         <w:rPr>
-          <w:lang w:val="pt-PT"/>
-        </w:rPr>
-      </w:pPr>
-      <w:r>
-        <w:rPr>
-          <w:lang w:val="pt-PT"/>
-        </w:rPr>
-        <w:t>mnjhjkhkljkhjkjklkljkljkljkljklhjklhlgkj</w:t>
-      </w:r>
-      <w:r>
-        <w:rPr>
-          <w:lang w:val="pt-PT"/>
-        </w:rPr>
-        <w:t>jkknjkjkljljkljklhjkgghfhjfghfdfghvgcghcfgdfghcbvcbvcvbcvcvbcvgcvfcfgcvbcgcgvhfhcvbcvc</w:t>
-      </w:r>
-      <w:r>
-        <w:rPr>
-          <w:lang w:val="pt-PT"/>
-        </w:rPr>
-        <w:t>hjkgk</w:t>
+          <w:lang w:val="en-US"/>
+        </w:rPr>
+      </w:pPr>
+      <w:r>
+        <w:rPr>
+          <w:lang w:val="en-US"/>
+        </w:rPr>
+        <w:t>OVERVIEW RELACIODO A TRANSATION(TRA</w:t>
+      </w:r>
+      <w:r>
+        <w:rPr>
+          <w:lang w:val="en-US"/>
+        </w:rPr>
+        <w:t>NSAÇÃO)</w:t>
+      </w:r>
+    </w:p>
+    <w:p>
+      <w:pPr>
+        <w:rPr>
+          <w:lang w:val="pt-PT"/>
+        </w:rPr>
+      </w:pPr>
+      <w:r>
+        <w:rPr>
+          <w:lang w:val="pt-PT"/>
+        </w:rPr>
+        <w:t>Aqui faremos uma a</w:t>
+      </w:r>
+      <w:r>
+        <w:rPr>
+          <w:lang w:val="pt-PT"/>
+        </w:rPr>
+        <w:t>nálise v</w:t>
+      </w:r>
+      <w:r>
+        <w:rPr>
+          <w:lang w:val="pt-PT"/>
+        </w:rPr>
+        <w:t>oltada aos movimentos feitos por cada cliente</w:t>
+      </w:r>
+      <w:r>
+        <w:rPr>
+          <w:lang w:val="pt-PT"/>
+        </w:rPr>
+        <w:t>. Bastando apenas eu calcular o valor de cada transação e depois sere</w:t>
+      </w:r>
+      <w:r>
+        <w:rPr>
+          <w:lang w:val="pt-PT"/>
+        </w:rPr>
+        <w:t xml:space="preserve">mos capazes de fazer a associação com as outras </w:t>
+      </w:r>
+      <w:r>
+        <w:rPr>
+          <w:lang w:val="pt-PT"/>
+        </w:rPr>
+        <w:t>colunas que possibilitarão fazer uma análise mais profunda</w:t>
+      </w:r>
+    </w:p>
+    <w:p>
+      <w:pPr>
+        <w:rPr>
+          <w:lang w:val="pt-PT"/>
+        </w:rPr>
+      </w:pPr>
+      <w:r>
+        <w:rPr>
+          <w:lang w:val="pt-PT"/>
+        </w:rPr>
+        <w:t>Valor Total de Transação( Transaction_Amount, Aqui  nós vamos usar a função Sum())</w:t>
+      </w:r>
+    </w:p>
+    <w:p>
+      <w:pPr>
+        <w:rPr>
+          <w:lang w:val="pt-PT"/>
+        </w:rPr>
+      </w:pPr>
+      <w:r>
+        <w:rPr>
+          <w:lang w:val="pt-PT"/>
+        </w:rPr>
+        <w:t>Qual foi os 10 clientes que mais movimentaram dinheiro?</w:t>
+      </w:r>
+    </w:p>
+    <w:p>
+      <w:pPr>
+        <w:rPr>
+          <w:lang w:val="pt-PT"/>
+        </w:rPr>
+      </w:pPr>
+      <w:r>
+        <w:rPr>
+          <w:lang w:val="pt-PT"/>
+        </w:rPr>
+        <w:t>Qual o</w:t>
+      </w:r>
+      <w:r>
+        <w:rPr>
+          <w:lang w:val="pt-PT"/>
+        </w:rPr>
+        <w:t xml:space="preserve"> percentual de movimento por </w:t>
+      </w:r>
+      <w:r>
+        <w:rPr>
+          <w:lang w:val="pt-PT"/>
+        </w:rPr>
+        <w:t xml:space="preserve">género </w:t>
+      </w:r>
+      <w:r>
+        <w:rPr>
+          <w:lang w:val="pt-PT"/>
+        </w:rPr>
+        <w:t>?</w:t>
+      </w:r>
+    </w:p>
+    <w:p>
+      <w:pPr>
+        <w:rPr>
+          <w:lang w:val="pt-PT"/>
+        </w:rPr>
+      </w:pPr>
+      <w:r>
+        <w:rPr>
+          <w:lang w:val="pt-PT"/>
+        </w:rPr>
+        <w:t>Qual banco ou agencia bancária movimenta mais dinheiro?</w:t>
+      </w:r>
+      <w:r>
+        <w:rPr>
+          <w:lang w:val="pt-PT"/>
+        </w:rPr>
+        <w:t xml:space="preserve"> (Top 10 Agencias)</w:t>
+      </w:r>
+    </w:p>
+    <w:p>
+      <w:pPr>
+        <w:rPr>
+          <w:lang w:val="pt-PT"/>
+        </w:rPr>
+      </w:pPr>
+      <w:r>
+        <w:rPr>
+          <w:lang w:val="pt-PT"/>
+        </w:rPr>
+        <w:t>Qual é a média de idade dos nos</w:t>
+      </w:r>
+      <w:r>
+        <w:rPr>
+          <w:lang w:val="pt-PT"/>
+        </w:rPr>
+        <w:t>sos clientes por género?</w:t>
+      </w:r>
+    </w:p>
+    <w:p>
+      <w:pPr>
+        <w:rPr>
+          <w:lang w:val="pt-PT"/>
+        </w:rPr>
+      </w:pPr>
+    </w:p>
+    <w:p>
+      <w:pPr>
+        <w:rPr>
+          <w:lang w:val="pt-PT"/>
+        </w:rPr>
+      </w:pPr>
+      <w:r>
+        <w:rPr>
+          <w:lang w:val="pt-PT"/>
+        </w:rPr>
+        <w:t>Total de Clientes(Customer_Id{Vamos usar o DistinctCount() isso em SQL, Já no Power BI vamos usar o CountRow()})</w:t>
+      </w:r>
+    </w:p>
+    <w:p>
+      <w:pPr>
+        <w:rPr>
+          <w:lang w:val="pt-PT"/>
+        </w:rPr>
+      </w:pPr>
+    </w:p>
+    <w:p>
+      <w:pPr>
+        <w:rPr>
+          <w:lang w:val="pt-PT"/>
+        </w:rPr>
+      </w:pPr>
+      <w:r>
+        <w:rPr>
+          <w:lang w:val="pt-PT"/>
+        </w:rPr>
+        <w:t>Total de Transações(Transaction_Id{Vamos usar o DistinctCount() isso em SQL, Já no Power BI vamos usar o CountRow()})</w:t>
+      </w:r>
+    </w:p>
+    <w:p>
+      <w:pPr>
+        <w:rPr>
+          <w:lang w:val="pt-PT"/>
+        </w:rPr>
+      </w:pPr>
+    </w:p>
+    <w:p>
+      <w:pPr>
+        <w:rPr>
+          <w:lang w:val="pt-PT"/>
+        </w:rPr>
+      </w:pPr>
+      <w:r>
+        <w:rPr>
+          <w:lang w:val="pt-PT"/>
+        </w:rPr>
+        <w:t>Total de Comerciantes(Marchant_Id{Vamos usar o DistinctCount() isso em SQL, Já no Power BI vamos usar o CountRow()})</w:t>
+      </w:r>
+    </w:p>
+    <w:p>
+      <w:pPr>
+        <w:rPr>
+          <w:lang w:val="pt-PT"/>
+        </w:rPr>
+      </w:pPr>
+    </w:p>
+    <w:p>
+      <w:pPr>
+        <w:rPr>
+          <w:lang w:val="pt-PT"/>
+        </w:rPr>
+      </w:pPr>
+    </w:p>
+    <w:p>
+      <w:pPr>
+        <w:rPr>
+          <w:lang w:val="en-US"/>
+        </w:rPr>
+      </w:pPr>
+      <w:r>
+        <w:rPr>
+          <w:lang w:val="en-US"/>
+        </w:rPr>
+        <w:t xml:space="preserve">SELECT </w:t>
+      </w:r>
+    </w:p>
+    <w:p>
+      <w:pPr>
+        <w:rPr>
+          <w:lang w:val="en-US"/>
+        </w:rPr>
+      </w:pPr>
+      <w:r>
+        <w:rPr>
+          <w:lang w:val="en-US"/>
+        </w:rPr>
+        <w:t xml:space="preserve">  *</w:t>
+      </w:r>
+    </w:p>
+    <w:p>
+      <w:pPr>
+        <w:rPr>
+          <w:lang w:val="en-US"/>
+        </w:rPr>
+      </w:pPr>
+      <w:r>
+        <w:rPr>
+          <w:lang w:val="en-US"/>
+        </w:rPr>
+        <w:t xml:space="preserve">  --DISTINCT(transaction_type),</w:t>
+      </w:r>
+    </w:p>
+    <w:p>
+      <w:pPr>
+        <w:rPr>
+          <w:lang w:val="en-US"/>
+        </w:rPr>
+      </w:pPr>
+      <w:r>
+        <w:rPr>
+          <w:lang w:val="en-US"/>
+        </w:rPr>
+        <w:t xml:space="preserve"> -- Device_Type,</w:t>
+      </w:r>
+    </w:p>
+    <w:p>
+      <w:pPr>
+        <w:rPr>
+          <w:lang w:val="en-US"/>
+        </w:rPr>
+      </w:pPr>
+      <w:r>
+        <w:rPr>
+          <w:lang w:val="en-US"/>
+        </w:rPr>
+        <w:t xml:space="preserve"> -- transaction_Device,</w:t>
+      </w:r>
+    </w:p>
+    <w:p>
+      <w:pPr>
+        <w:rPr>
+          <w:lang w:val="en-US"/>
+        </w:rPr>
+      </w:pPr>
+      <w:r>
+        <w:rPr>
+          <w:lang w:val="en-US"/>
+        </w:rPr>
+        <w:t xml:space="preserve">  --case </w:t>
+      </w:r>
+    </w:p>
+    <w:p>
+      <w:pPr>
+        <w:rPr>
+          <w:lang w:val="en-US"/>
+        </w:rPr>
+      </w:pPr>
+      <w:r>
+        <w:rPr>
+          <w:lang w:val="en-US"/>
+        </w:rPr>
+        <w:t xml:space="preserve">   -- when Is_Fraud = 1 then 'Fraud'</w:t>
+      </w:r>
+    </w:p>
+    <w:p>
+      <w:pPr>
+        <w:rPr>
+          <w:lang w:val="en-US"/>
+        </w:rPr>
+      </w:pPr>
+      <w:r>
+        <w:rPr>
+          <w:lang w:val="en-US"/>
+        </w:rPr>
+        <w:t xml:space="preserve">   -- else 'Not Fraud' end as fraud,</w:t>
+      </w:r>
+    </w:p>
+    <w:p>
+      <w:pPr>
+        <w:rPr>
+          <w:lang w:val="en-US"/>
+        </w:rPr>
+      </w:pPr>
+      <w:r>
+        <w:rPr>
+          <w:lang w:val="en-US"/>
+        </w:rPr>
+        <w:t xml:space="preserve">   -- sum(Is_Fraud) AS Is_fraude</w:t>
+      </w:r>
+    </w:p>
+    <w:p>
+      <w:pPr>
+        <w:rPr>
+          <w:lang w:val="en-US"/>
+        </w:rPr>
+      </w:pPr>
+      <w:r>
+        <w:rPr>
+          <w:lang w:val="en-US"/>
+        </w:rPr>
+        <w:t xml:space="preserve">  --DISTINCT(count(Merchant_ID)) AS total</w:t>
+      </w:r>
+    </w:p>
+    <w:p>
+      <w:pPr>
+        <w:rPr>
+          <w:lang w:val="en-US"/>
+        </w:rPr>
+      </w:pPr>
+      <w:r>
+        <w:rPr>
+          <w:lang w:val="en-US"/>
+        </w:rPr>
+        <w:t xml:space="preserve">  --transaction_type,</w:t>
+      </w:r>
+    </w:p>
+    <w:p>
+      <w:pPr>
+        <w:rPr>
+          <w:lang w:val="en-US"/>
+        </w:rPr>
+      </w:pPr>
+      <w:r>
+        <w:rPr>
+          <w:lang w:val="en-US"/>
+        </w:rPr>
+        <w:t xml:space="preserve"> --sum(Transaction_Amount) AS total_Transaction_Amount</w:t>
+      </w:r>
+    </w:p>
+    <w:p>
+      <w:pPr>
+        <w:rPr>
+          <w:lang w:val="en-US"/>
+        </w:rPr>
+      </w:pPr>
+      <w:r>
+        <w:rPr>
+          <w:lang w:val="en-US"/>
+        </w:rPr>
+        <w:t>FROM analytics.bank.bank_transaction_fraud_detection</w:t>
+      </w:r>
+    </w:p>
+    <w:p>
+      <w:pPr>
+        <w:rPr>
+          <w:lang w:val="en-US"/>
+        </w:rPr>
+      </w:pPr>
+      <w:r>
+        <w:rPr>
+          <w:lang w:val="en-US"/>
+        </w:rPr>
+        <w:lastRenderedPageBreak/>
+        <w:t>--WHERE Transaction_Device = 'Smart Card' AND Device_Type = 'ATM'</w:t>
+      </w:r>
+    </w:p>
+    <w:p>
+      <w:pPr>
+        <w:rPr>
+          <w:lang w:val="en-US"/>
+        </w:rPr>
+      </w:pPr>
+      <w:r>
+        <w:rPr>
+          <w:lang w:val="en-US"/>
+        </w:rPr>
+        <w:t>--GROUP BY transaction_type, Is_Fraud, Device_Type, Transaction_Device</w:t>
+      </w:r>
+    </w:p>
+    <w:p>
+      <w:pPr>
+        <w:rPr>
+          <w:lang w:val="en-US"/>
+        </w:rPr>
+      </w:pPr>
+      <w:r>
+        <w:rPr>
+          <w:lang w:val="en-US"/>
+        </w:rPr>
+        <w:t>--ORDER BY  sum(Is_Fraud)</w:t>
       </w:r>
     </w:p>
     <w:sectPr>
